--- a/ENG/Норникель_тексты_Глава_1_ENG.docx
+++ b/ENG/Норникель_тексты_Глава_1_ENG.docx
@@ -4009,7 +4009,7 @@
           <w:lang w:val="en-GB" w:bidi="en-US"/>
         </w:rPr>
         <w:lastRenderedPageBreak/>
-        <w:t>Founder and first director of the IPA RAS, which now bears his name. Developed the fundamental theory of the local structure of turbulence, which underpins modern calculations of air-mass motion.</w:t>
+        <w:t>Founder and first director of the IAP RAS, which now bears his name. Developed the fundamental theory of the local structure of turbulence, which underpins modern calculations of air-mass motion.</w:t>
       </w:r>
     </w:p>
     <w:p>
